--- a/hin/docx/012.content.docx
+++ b/hin/docx/012.content.docx
@@ -150,26 +150,6 @@
           <w:lang w:val="hi_IN" w:bidi="hi_IN"/>
         </w:rPr>
         <w:t>ओ</w:t>
-      </w:r>
-      <w:r>
-        <w:rPr>
-          <w:lang w:val="hi_IN" w:bidi="hi_IN"/>
-        </w:rPr>
-      </w:r>
-    </w:p>
-    <w:p>
-      <w:pPr/>
-      <w:r>
-        <w:rPr>
-          <w:lang w:val="hi_IN" w:bidi="hi_IN"/>
-        </w:rPr>
-      </w:r>
-      <w:r>
-        <w:rPr>
-          <w:i/>
-          <w:lang w:val="hi_IN" w:bidi="hi_IN"/>
-        </w:rPr>
-        <w:t>ओक्रान, ओक्रान, ओक्स (व्यक्ति), ओखली, ओग, ओज़िएल, ओज़ीयाह, ओझा, ओतनी, ओत्नीएल, ओन (व्यक्ति), ओन (स्थान), ओनान, ओनाम, ओनियस, ओनो, ओपीर (व्यक्ति), ओपीर (स्थान), ओपेल, ओप्रा (व्यक्ति), ओप्रा (स्थान), ओफनी, ओबद्याह (व्यक्ति), ओबद्याह की पुस्तक, ओबाल, ओबील, ओबेद, ओबेदेदोम, ओबोत, ओमार, ओमेगा, ओमेर, ओम्री, ओरेन, ओरेब, ओरेब नामक चट्टान, ओरोन्टेस, ओर्थोसिया, ओर्नान, ओर्पा, ओलम्पियन ज़ीउस का मन्दिर, ओलियास्टर तेल वृक्ष, ओलियेण्डर, ओलिवेट, ओस, ओसारा, ओसिरिस, ओसीना, ओसेम, ओस्ट्राका, ओस्‍नप्पर, ओहद, ओहेल, ओहोला और ओहोलीबा, ओहोलीआब, ओहोलीआब, ओहोलीबामा</w:t>
       </w:r>
       <w:r>
         <w:rPr>

--- a/hin/docx/012.content.docx
+++ b/hin/docx/012.content.docx
@@ -19,7 +19,7 @@
         <w:rPr>
           <w:lang w:val="hi_IN" w:bidi="hi_IN"/>
         </w:rPr>
-        <w:t>Resource: बाइबल कोश (टिंडेल)</w:t>
+        <w:t>Resource: Tyndale Open Bible Dictionary</w:t>
       </w:r>
       <w:r>
         <w:rPr>
@@ -112,7 +112,7 @@
         <w:rPr>
           <w:lang w:val="hi_IN" w:bidi="hi_IN"/>
         </w:rPr>
-        <w:t>बाइबल कोश (टिंडेल)</w:t>
+        <w:t>Tyndale Open Bible Dictionary</w:t>
       </w:r>
     </w:p>
     <w:p>

--- a/hin/docx/012.content.docx
+++ b/hin/docx/012.content.docx
@@ -19,7 +19,7 @@
         <w:rPr>
           <w:lang w:val="hi_IN" w:bidi="hi_IN"/>
         </w:rPr>
-        <w:t>Resource: Tyndale Open Bible Dictionary</w:t>
+        <w:t>Resource: Aquifer Open Bible Dictionary</w:t>
       </w:r>
       <w:r>
         <w:rPr>
@@ -112,7 +112,7 @@
         <w:rPr>
           <w:lang w:val="hi_IN" w:bidi="hi_IN"/>
         </w:rPr>
-        <w:t>Tyndale Open Bible Dictionary</w:t>
+        <w:t>Aquifer Open Bible Dictionary</w:t>
       </w:r>
     </w:p>
     <w:p>

--- a/hin/docx/012.content.docx
+++ b/hin/docx/012.content.docx
@@ -250,18 +250,12 @@
           <w:lang w:val="hi_IN" w:bidi="hi_IN"/>
         </w:rPr>
       </w:r>
-      <w:hyperlink r:id="rId13">
-        <w:r>
-          <w:rPr>
-            <w:lang w:val="hi_IN" w:bidi="hi_IN"/>
-          </w:rPr>
-          <w:rPr>
-            <w:color w:val="0000EE"/>
-            <w:u w:val="single"/>
-          </w:rPr>
-          <w:t>प्रेरि 27:1</w:t>
-        </w:r>
-      </w:hyperlink>
+      <w:r>
+        <w:rPr>
+          <w:lang w:val="hi_IN" w:bidi="hi_IN"/>
+        </w:rPr>
+        <w:t>प्रेरि 27:1</w:t>
+      </w:r>
       <w:r>
         <w:rPr>
           <w:lang w:val="hi_IN" w:bidi="hi_IN"/>
@@ -504,25 +498,7 @@
         <w:rPr>
           <w:lang w:val="hi_IN" w:bidi="hi_IN"/>
         </w:rPr>
-        <w:t xml:space="preserve"> द्वारा चुना गया एक अगुवा। लिसीमाखस ने यहूदियों को रोकने के लिए औरानस को चुना, जो अत्यधिक क्रोधित थे (</w:t>
-      </w:r>
-      <w:hyperlink r:id="rId14">
-        <w:r>
-          <w:rPr>
-            <w:lang w:val="hi_IN" w:bidi="hi_IN"/>
-          </w:rPr>
-          <w:rPr>
-            <w:color w:val="0000EE"/>
-            <w:u w:val="single"/>
-          </w:rPr>
-          <w:t>2 मक्का 4:40</w:t>
-        </w:r>
-      </w:hyperlink>
-      <w:r>
-        <w:rPr>
-          <w:lang w:val="hi_IN" w:bidi="hi_IN"/>
-        </w:rPr>
-        <w:t>)। पाठ कहता है कि औरानस अपने सही मन में नहीं थे (वह मानसिक रूप से अस्वस्थ थे)। अपोक्रिफा का सीरियाई संस्करण (वे पुस्तकें जिन्हें कुछ कलीसिया बाइबल में शामिल करती हैं, लेकिन अन्य नहीं) कहता है कि वह एक हिंसक अपराधियों के दल के अगुवा थे।</w:t>
+        <w:t xml:space="preserve"> द्वारा चुना गया एक अगुवा। लिसीमाखस ने यहूदियों को रोकने के लिए औरानस को चुना, जो अत्यधिक क्रोधित थे (2 मक्का 4:40)। पाठ कहता है कि औरानस अपने सही मन में नहीं थे (वह मानसिक रूप से अस्वस्थ थे)। अपोक्रिफा का सीरियाई संस्करण (वे पुस्तकें जिन्हें कुछ कलीसिया बाइबल में शामिल करती हैं, लेकिन अन्य नहीं) कहता है कि वह एक हिंसक अपराधियों के दल के अगुवा थे।</w:t>
       </w:r>
       <w:r>
         <w:rPr>
